--- a/Samantha_Perez_Davila_Academic_CV.docx
+++ b/Samantha_Perez_Davila_Academic_CV.docx
@@ -53,7 +53,7 @@
         </w:rPr>
         <w:t xml:space="preserve">  ·  </w:t>
       </w:r>
-      <w:hyperlink w:history="1" r:id="rIdwocshika9px6fams1wtsj">
+      <w:hyperlink w:history="1" r:id="rIdc7k9yim0xu0i2bk8vc_qw">
         <w:r>
           <w:rPr>
             <w:rStyle w:val="Hyperlink"/>
@@ -565,7 +565,7 @@
           <w:sz w:val="20"/>
           <w:szCs w:val="20"/>
         </w:rPr>
-        <w:t xml:space="preserve">Conduct independent research on drug policy, incarceration reentry, and the effects of policing on crime, with a focus on policy-relevant outcomes for marginalized communities.</w:t>
+        <w:t xml:space="preserve">Conduct research on drug policy and the effects of policing on crime.</w:t>
       </w:r>
     </w:p>
     <w:p>
@@ -658,24 +658,6 @@
           <w:sz w:val="20"/>
           <w:szCs w:val="20"/>
         </w:rPr>
-        <w:t xml:space="preserve">Managed a 10-person research and administrative team; oversaw grants, budgets, and deliverables for the Drug Policy Program.</w:t>
-      </w:r>
-    </w:p>
-    <w:p>
-      <w:pPr>
-        <w:pStyle w:val="ListParagraph"/>
-        <w:numPr>
-          <w:ilvl w:val="0"/>
-          <w:numId w:val="2"/>
-        </w:numPr>
-        <w:spacing w:before="20" w:after="20"/>
-      </w:pPr>
-      <w:r>
-        <w:rPr>
-          <w:rFonts w:ascii="Calibri" w:cs="Calibri" w:eastAsia="Calibri" w:hAnsi="Calibri"/>
-          <w:sz w:val="20"/>
-          <w:szCs w:val="20"/>
-        </w:rPr>
         <w:t xml:space="preserve">Coordinated the annual Diploma on Drug Policy, Health and Human Rights (2019–2021); approximately 120 students per cohort.</w:t>
       </w:r>
     </w:p>
@@ -1720,7 +1702,7 @@
           <w:sz w:val="20"/>
           <w:szCs w:val="20"/>
         </w:rPr>
-        <w:t xml:space="preserve">Editor, Paz y Seguridad blog, Revista Nexos (2022–Present).</w:t>
+        <w:t xml:space="preserve">Editor, Paz y Seguridad blog, Revista Nexos (2022–February 2026).</w:t>
       </w:r>
     </w:p>
     <w:p>
